--- a/published/ai-organizations/04_digital_transformation/05_action/lecture-content/05_action-module.docx
+++ b/published/ai-organizations/04_digital_transformation/05_action/lecture-content/05_action-module.docx
@@ -4,7 +4,17 @@
   <w:body>
     <w:p>
       <w:r>
-        <w:t>Module 05: Action in Organizations</w:t>
+        <w:t>Process Automation and Digital Action: When Technology Executes</w:t>
+      </w:r>
+    </w:p>
+    <w:p>
+      <w:r>
+        <w:t>Executive Summary</w:t>
+      </w:r>
+    </w:p>
+    <w:p>
+      <w:r>
+        <w:t>Digital transformation changes how organizations act — automation replaces human execution with algorithmic and robotic processes. Under Active Inference, digital action is the transfer of policy execution from human agents to technological systems. This module examines process automation (RPA), digital workflows, the design of automation architectures, and the organizational challenge of maintaining agility when processes are encoded in software.</w:t>
       </w:r>
     </w:p>
     <w:p>
@@ -14,71 +24,52 @@
     </w:p>
     <w:p>
       <w:r>
-        <w:t>Define Action within the context of Organizations.  Analyze how Action interacts with other components of the Active Inference framework.  Apply specific constraints of Organizations to the formal definition of Action.   Introduction</w:t>
+        <w:t>Frame process automation as the delegation of organizational action to technology  Distinguish RPA, intelligent automation, and autonomous operations by capability and complexity  Design automated workflows that balance efficiency with adaptability  Understand the rigidity-agility trade-off in process automation  Manage the organizational change required for successful automation    Key Concepts</w:t>
       </w:r>
     </w:p>
     <w:p>
       <w:r>
-        <w:t>This module explores Action . In the Organizations curriculum, we approach this topic with a focus on specific applications and theoretical depth appropriate for the audience. Action is a critical component of the 8-part Active Inference spine, bridging the gap between [Previous Topic] and [Next Topic].</w:t>
+        <w:t>1. Automation Spectrum</w:t>
       </w:r>
     </w:p>
     <w:p>
       <w:r>
-        <w:t>Key Concepts</w:t>
+        <w:t>Level  Technology  What's Automated  Human Role      Manual  None  Nothing  Does everything    Assisted  Software tools  Individual tasks  Uses tools, decides    RPA  Software robots  Rule-based processes  Monitors, handles exceptions    Intelligent  AI + RPA  Complex, judgment-based processes  Oversees, sets policy    Autonomous  Full-stack AI  End-to-end processes  Designs, audits     2. Automation Architecture</w:t>
       </w:r>
     </w:p>
     <w:p>
       <w:r>
-        <w:t>1. Action as a Markov Blanket Boundary</w:t>
+        <w:t>Case Study — Tesla's Manufacturing : Tesla's Gigafactory exemplifies the automation challenge. Musk initially pursued "lights-out" manufacturing (fully automated with no human workers), but discovered that extreme automation created brittleness — when any automated process failed, the entire line stopped. The solution was hybrid: automate what machines do well (precision welding, repetitive assembly) and keep humans where flexibility matters (quality inspection, complex assembly, exception handling). The lesson: optimal automation is hybrid, not maximal.</w:t>
       </w:r>
     </w:p>
     <w:p>
       <w:r>
-        <w:t>How does Action define the boundary between the agent and the environment?</w:t>
+        <w:t>3. The Rigidity-Agility Trade-off</w:t>
       </w:r>
     </w:p>
     <w:p>
       <w:r>
-        <w:t>2. Generative Models of Action</w:t>
+        <w:t>Dimension  High Automation  Low Automation      Efficiency  High — consistent, fast, scalable  Lower — human speed, fatigue, variation    Adaptability  Low — process changes require re-engineering  High — humans adapt quickly to new situations    Error handling  Poor for novel errors  Good — human judgment handles the unexpected    Cost  High upfront, low marginal  Low upfront, high marginal     4. Process Design for Automation</w:t>
       </w:r>
     </w:p>
     <w:p>
       <w:r>
-        <w:t>What parameters involved in Action must be optimized to minimize variational free energy?</w:t>
+        <w:t>Not all processes should be automated. The best candidates are:</w:t>
       </w:r>
     </w:p>
     <w:p>
       <w:r>
-        <w:t>3. Active Inference Dynamics</w:t>
+        <w:t>High volume : Economies of scale justify investment  Rule-based : Clear rules that can be encoded  Stable : The process doesn't change frequently  Error-sensitive : Consistency matters more than flexibility    Cross-References</w:t>
       </w:r>
     </w:p>
     <w:p>
       <w:r>
-        <w:t>How does the process of Action drive the perception-action loop?</w:t>
+        <w:t>For organizational action, see Organizational Systems: Action  For team coordination, see Collective Intelligence: Action  For strategic moves, see Strategic Modeling: Action    Summary</w:t>
       </w:r>
     </w:p>
     <w:p>
       <w:r>
-        <w:t>Applications</w:t>
-      </w:r>
-    </w:p>
-    <w:p>
-      <w:r>
-        <w:t>In Organizations, we see Action manifest in:</w:t>
-        <w:br/>
-        <w:t>* Specific Example 1 : [Add domain-specific example here]</w:t>
-        <w:br/>
-        <w:t>* Specific Example 2 : [Add domain-specific example here]</w:t>
-      </w:r>
-    </w:p>
-    <w:p>
-      <w:r>
-        <w:t>Conclusion</w:t>
-      </w:r>
-    </w:p>
-    <w:p>
-      <w:r>
-        <w:t>Understanding Action allows us to better model complex adaptive systems. In the next module, we will expand on this foundation.</w:t>
+        <w:t>Concept  Digital Transformation Meaning      Process automation  Delegating action from humans to technology    Automation spectrum  From manual to fully autonomous, with hybrid optimal for most    Rigidity-agility trade-off  Automation increases efficiency but reduces adaptability    Process design  Identifying which processes are automation candidates    Change management  The human and organizational challenges of implementing automation      References</w:t>
       </w:r>
     </w:p>
     <w:sectPr>
